--- a/data/revised_2026-10_full/tracked/v2/Maths/SS1.4_Congruence/Mathematics_Congruence_FinalExplanation_TeacherKey_TRACKED.docx
+++ b/data/revised_2026-10_full/tracked/v2/Maths/SS1.4_Congruence/Mathematics_Congruence_FinalExplanation_TeacherKey_TRACKED.docx
@@ -232,7 +232,7 @@
               </w:rPr>
               <w:t xml:space="preserve">This is your Final Explanation for the unit. Use what you learned in all 8 lessons to answer the driving question: How does the mathematics of reflection explain why the mirror image of a boat on Lake Victoria is always a perfect, same-sized copy, and how can we use that same idea to prove that two shapes are truly identical? Write your answers in the space under each prompt. Use full sentences, show your working, and use these terms where they fit: line of reflection, perpendicular distance, image, congruence, and y = mx + c. Draw neat labelled diagrams where they help. </w:t>
             </w:r>
-            <w:ins w:id="9001" w:author="Claude (AI) - proposed" w:date="2026-10-15T12:57:44Z">
+            <w:ins w:id="9001" w:author="Claude (AI) - proposed" w:date="2026-10-18T00:30:54Z">
               <w:r>
                 <w:rPr>
                   <w:rFonts w:ascii="Arial" w:cs="Arial" w:eastAsia="Arial" w:hAnsi="Arial"/>
@@ -780,7 +780,7 @@
               </w:rPr>
               <w:t xml:space="preserve">(a) Two shapes are congruent if they are exactly the same in shape and size. One can be moved or flipped to fit exactly on top of the other. (b) I use SSS. Reflection </w:t>
             </w:r>
-            <w:del w:id="9002" w:author="Claude (AI) - proposed" w:date="2026-10-15T12:57:44Z">
+            <w:del w:id="9002" w:author="Claude (AI) - proposed" w:date="2026-10-18T00:30:54Z">
               <w:r>
                 <w:rPr>
                   <w:rFonts w:ascii="Arial" w:cs="Arial" w:eastAsia="Arial" w:hAnsi="Arial"/>
@@ -795,7 +795,7 @@
                 <w:delText xml:space="preserve">keeps every point at</w:delText>
               </w:r>
             </w:del>
-            <w:ins w:id="9003" w:author="Claude (AI) - proposed" w:date="2026-10-15T12:57:44Z">
+            <w:ins w:id="9003" w:author="Claude (AI) - proposed" w:date="2026-10-18T00:30:54Z">
               <w:r>
                 <w:rPr>
                   <w:rFonts w:ascii="Arial" w:cs="Arial" w:eastAsia="Arial" w:hAnsi="Arial"/>
@@ -823,7 +823,7 @@
               </w:rPr>
               <w:t xml:space="preserve"> an equal perpendicular distance</w:t>
             </w:r>
-            <w:del w:id="9004" w:author="Claude (AI) - proposed" w:date="2026-10-15T12:57:44Z">
+            <w:del w:id="9004" w:author="Claude (AI) - proposed" w:date="2026-10-18T00:30:54Z">
               <w:r>
                 <w:rPr>
                   <w:rFonts w:ascii="Arial" w:cs="Arial" w:eastAsia="Arial" w:hAnsi="Arial"/>
@@ -838,7 +838,7 @@
                 <w:delText xml:space="preserve"> from the waterline, so it</w:delText>
               </w:r>
             </w:del>
-            <w:ins w:id="9005" w:author="Claude (AI) - proposed" w:date="2026-10-15T12:57:44Z">
+            <w:ins w:id="9005" w:author="Claude (AI) - proposed" w:date="2026-10-18T00:30:54Z">
               <w:r>
                 <w:rPr>
                   <w:rFonts w:ascii="Arial" w:cs="Arial" w:eastAsia="Arial" w:hAnsi="Arial"/>
@@ -1249,7 +1249,7 @@
               <w:spacing w:after="40" w:before="0"/>
               <w:jc w:val="left"/>
             </w:pPr>
-            <w:del w:id="9006" w:author="Claude (AI) - proposed" w:date="2026-10-15T12:57:44Z">
+            <w:del w:id="9006" w:author="Claude (AI) - proposed" w:date="2026-10-18T00:30:54Z">
               <w:r>
                 <w:rPr>
                   <w:rFonts w:ascii="Arial" w:cs="Arial" w:eastAsia="Arial" w:hAnsi="Arial"/>
@@ -1264,7 +1264,7 @@
                 <w:delText xml:space="preserve">Clearly</w:delText>
               </w:r>
             </w:del>
-            <w:ins w:id="9007" w:author="Claude (AI) - proposed" w:date="2026-10-15T12:57:44Z">
+            <w:ins w:id="9007" w:author="Claude (AI) - proposed" w:date="2026-10-18T00:30:54Z">
               <w:r>
                 <w:rPr>
                   <w:rFonts w:ascii="Arial" w:cs="Arial" w:eastAsia="Arial" w:hAnsi="Arial"/>
@@ -1312,7 +1312,7 @@
               <w:spacing w:after="40" w:before="0"/>
               <w:jc w:val="left"/>
             </w:pPr>
-            <w:del w:id="9008" w:author="Claude (AI) - proposed" w:date="2026-10-15T12:57:44Z">
+            <w:del w:id="9008" w:author="Claude (AI) - proposed" w:date="2026-10-18T00:30:54Z">
               <w:r>
                 <w:rPr>
                   <w:rFonts w:ascii="Arial" w:cs="Arial" w:eastAsia="Arial" w:hAnsi="Arial"/>
@@ -1327,7 +1327,7 @@
                 <w:delText xml:space="preserve">States</w:delText>
               </w:r>
             </w:del>
-            <w:ins w:id="9009" w:author="Claude (AI) - proposed" w:date="2026-10-15T12:57:44Z">
+            <w:ins w:id="9009" w:author="Claude (AI) - proposed" w:date="2026-10-18T00:30:54Z">
               <w:r>
                 <w:rPr>
                   <w:rFonts w:ascii="Arial" w:cs="Arial" w:eastAsia="Arial" w:hAnsi="Arial"/>
@@ -1375,7 +1375,7 @@
               <w:spacing w:after="40" w:before="0"/>
               <w:jc w:val="left"/>
             </w:pPr>
-            <w:del w:id="9010" w:author="Claude (AI) - proposed" w:date="2026-10-15T12:57:44Z">
+            <w:del w:id="9010" w:author="Claude (AI) - proposed" w:date="2026-10-18T00:30:54Z">
               <w:r>
                 <w:rPr>
                   <w:rFonts w:ascii="Arial" w:cs="Arial" w:eastAsia="Arial" w:hAnsi="Arial"/>
@@ -1390,7 +1390,7 @@
                 <w:delText xml:space="preserve">Says</w:delText>
               </w:r>
             </w:del>
-            <w:ins w:id="9011" w:author="Claude (AI) - proposed" w:date="2026-10-15T12:57:44Z">
+            <w:ins w:id="9011" w:author="Claude (AI) - proposed" w:date="2026-10-18T00:30:54Z">
               <w:r>
                 <w:rPr>
                   <w:rFonts w:ascii="Arial" w:cs="Arial" w:eastAsia="Arial" w:hAnsi="Arial"/>
@@ -1473,7 +1473,7 @@
               <w:spacing w:after="40" w:before="0"/>
               <w:jc w:val="left"/>
             </w:pPr>
-            <w:del w:id="9012" w:author="Claude (AI) - proposed" w:date="2026-10-15T12:57:44Z">
+            <w:del w:id="9012" w:author="Claude (AI) - proposed" w:date="2026-10-18T00:30:54Z">
               <w:r>
                 <w:rPr>
                   <w:rFonts w:ascii="Arial" w:cs="Arial" w:eastAsia="Arial" w:hAnsi="Arial"/>
@@ -1488,7 +1488,7 @@
                 <w:delText xml:space="preserve">All</w:delText>
               </w:r>
             </w:del>
-            <w:ins w:id="9013" w:author="Claude (AI) - proposed" w:date="2026-10-15T12:57:44Z">
+            <w:ins w:id="9013" w:author="Claude (AI) - proposed" w:date="2026-10-18T00:30:54Z">
               <w:r>
                 <w:rPr>
                   <w:rFonts w:ascii="Arial" w:cs="Arial" w:eastAsia="Arial" w:hAnsi="Arial"/>
@@ -1536,7 +1536,7 @@
               <w:spacing w:after="40" w:before="0"/>
               <w:jc w:val="left"/>
             </w:pPr>
-            <w:del w:id="9014" w:author="Claude (AI) - proposed" w:date="2026-10-15T12:57:44Z">
+            <w:del w:id="9014" w:author="Claude (AI) - proposed" w:date="2026-10-18T00:30:54Z">
               <w:r>
                 <w:rPr>
                   <w:rFonts w:ascii="Arial" w:cs="Arial" w:eastAsia="Arial" w:hAnsi="Arial"/>
@@ -1551,7 +1551,7 @@
                 <w:delText xml:space="preserve">Most</w:delText>
               </w:r>
             </w:del>
-            <w:ins w:id="9015" w:author="Claude (AI) - proposed" w:date="2026-10-15T12:57:44Z">
+            <w:ins w:id="9015" w:author="Claude (AI) - proposed" w:date="2026-10-18T00:30:54Z">
               <w:r>
                 <w:rPr>
                   <w:rFonts w:ascii="Arial" w:cs="Arial" w:eastAsia="Arial" w:hAnsi="Arial"/>
@@ -1599,7 +1599,7 @@
               <w:spacing w:after="40" w:before="0"/>
               <w:jc w:val="left"/>
             </w:pPr>
-            <w:del w:id="9016" w:author="Claude (AI) - proposed" w:date="2026-10-15T12:57:44Z">
+            <w:del w:id="9016" w:author="Claude (AI) - proposed" w:date="2026-10-18T00:30:54Z">
               <w:r>
                 <w:rPr>
                   <w:rFonts w:ascii="Arial" w:cs="Arial" w:eastAsia="Arial" w:hAnsi="Arial"/>
@@ -1614,7 +1614,7 @@
                 <w:delText xml:space="preserve">Several</w:delText>
               </w:r>
             </w:del>
-            <w:ins w:id="9017" w:author="Claude (AI) - proposed" w:date="2026-10-15T12:57:44Z">
+            <w:ins w:id="9017" w:author="Claude (AI) - proposed" w:date="2026-10-18T00:30:54Z">
               <w:r>
                 <w:rPr>
                   <w:rFonts w:ascii="Arial" w:cs="Arial" w:eastAsia="Arial" w:hAnsi="Arial"/>
@@ -1697,7 +1697,7 @@
               <w:spacing w:after="40" w:before="0"/>
               <w:jc w:val="left"/>
             </w:pPr>
-            <w:del w:id="9018" w:author="Claude (AI) - proposed" w:date="2026-10-15T12:57:44Z">
+            <w:del w:id="9018" w:author="Claude (AI) - proposed" w:date="2026-10-18T00:30:54Z">
               <w:r>
                 <w:rPr>
                   <w:rFonts w:ascii="Arial" w:cs="Arial" w:eastAsia="Arial" w:hAnsi="Arial"/>
@@ -1712,7 +1712,7 @@
                 <w:delText xml:space="preserve">Names SSS</w:delText>
               </w:r>
             </w:del>
-            <w:ins w:id="9019" w:author="Claude (AI) - proposed" w:date="2026-10-15T12:57:44Z">
+            <w:ins w:id="9019" w:author="Claude (AI) - proposed" w:date="2026-10-18T00:30:54Z">
               <w:r>
                 <w:rPr>
                   <w:rFonts w:ascii="Arial" w:cs="Arial" w:eastAsia="Arial" w:hAnsi="Arial"/>
@@ -1760,7 +1760,7 @@
               <w:spacing w:after="40" w:before="0"/>
               <w:jc w:val="left"/>
             </w:pPr>
-            <w:del w:id="9020" w:author="Claude (AI) - proposed" w:date="2026-10-15T12:57:44Z">
+            <w:del w:id="9020" w:author="Claude (AI) - proposed" w:date="2026-10-18T00:30:54Z">
               <w:r>
                 <w:rPr>
                   <w:rFonts w:ascii="Arial" w:cs="Arial" w:eastAsia="Arial" w:hAnsi="Arial"/>
@@ -1775,7 +1775,7 @@
                 <w:delText xml:space="preserve">Names</w:delText>
               </w:r>
             </w:del>
-            <w:ins w:id="9021" w:author="Claude (AI) - proposed" w:date="2026-10-15T12:57:44Z">
+            <w:ins w:id="9021" w:author="Claude (AI) - proposed" w:date="2026-10-18T00:30:54Z">
               <w:r>
                 <w:rPr>
                   <w:rFonts w:ascii="Arial" w:cs="Arial" w:eastAsia="Arial" w:hAnsi="Arial"/>
@@ -1823,7 +1823,7 @@
               <w:spacing w:after="40" w:before="0"/>
               <w:jc w:val="left"/>
             </w:pPr>
-            <w:del w:id="9022" w:author="Claude (AI) - proposed" w:date="2026-10-15T12:57:44Z">
+            <w:del w:id="9022" w:author="Claude (AI) - proposed" w:date="2026-10-18T00:30:54Z">
               <w:r>
                 <w:rPr>
                   <w:rFonts w:ascii="Arial" w:cs="Arial" w:eastAsia="Arial" w:hAnsi="Arial"/>
@@ -1838,7 +1838,7 @@
                 <w:delText xml:space="preserve">Does</w:delText>
               </w:r>
             </w:del>
-            <w:ins w:id="9023" w:author="Claude (AI) - proposed" w:date="2026-10-15T12:57:44Z">
+            <w:ins w:id="9023" w:author="Claude (AI) - proposed" w:date="2026-10-18T00:30:54Z">
               <w:r>
                 <w:rPr>
                   <w:rFonts w:ascii="Arial" w:cs="Arial" w:eastAsia="Arial" w:hAnsi="Arial"/>
@@ -1921,7 +1921,7 @@
               <w:spacing w:after="40" w:before="0"/>
               <w:jc w:val="left"/>
             </w:pPr>
-            <w:del w:id="9024" w:author="Claude (AI) - proposed" w:date="2026-10-15T12:57:44Z">
+            <w:del w:id="9024" w:author="Claude (AI) - proposed" w:date="2026-10-18T00:30:54Z">
               <w:r>
                 <w:rPr>
                   <w:rFonts w:ascii="Arial" w:cs="Arial" w:eastAsia="Arial" w:hAnsi="Arial"/>
@@ -1936,7 +1936,7 @@
                 <w:delText xml:space="preserve">Uses</w:delText>
               </w:r>
             </w:del>
-            <w:ins w:id="9025" w:author="Claude (AI) - proposed" w:date="2026-10-15T12:57:44Z">
+            <w:ins w:id="9025" w:author="Claude (AI) - proposed" w:date="2026-10-18T00:30:54Z">
               <w:r>
                 <w:rPr>
                   <w:rFonts w:ascii="Arial" w:cs="Arial" w:eastAsia="Arial" w:hAnsi="Arial"/>
@@ -1984,7 +1984,7 @@
               <w:spacing w:after="40" w:before="0"/>
               <w:jc w:val="left"/>
             </w:pPr>
-            <w:del w:id="9026" w:author="Claude (AI) - proposed" w:date="2026-10-15T12:57:44Z">
+            <w:del w:id="9026" w:author="Claude (AI) - proposed" w:date="2026-10-18T00:30:54Z">
               <w:r>
                 <w:rPr>
                   <w:rFonts w:ascii="Arial" w:cs="Arial" w:eastAsia="Arial" w:hAnsi="Arial"/>
@@ -1999,7 +1999,7 @@
                 <w:delText xml:space="preserve">Uses</w:delText>
               </w:r>
             </w:del>
-            <w:ins w:id="9027" w:author="Claude (AI) - proposed" w:date="2026-10-15T12:57:44Z">
+            <w:ins w:id="9027" w:author="Claude (AI) - proposed" w:date="2026-10-18T00:30:54Z">
               <w:r>
                 <w:rPr>
                   <w:rFonts w:ascii="Arial" w:cs="Arial" w:eastAsia="Arial" w:hAnsi="Arial"/>
@@ -2047,7 +2047,7 @@
               <w:spacing w:after="40" w:before="0"/>
               <w:jc w:val="left"/>
             </w:pPr>
-            <w:del w:id="9028" w:author="Claude (AI) - proposed" w:date="2026-10-15T12:57:44Z">
+            <w:del w:id="9028" w:author="Claude (AI) - proposed" w:date="2026-10-18T00:30:54Z">
               <w:r>
                 <w:rPr>
                   <w:rFonts w:ascii="Arial" w:cs="Arial" w:eastAsia="Arial" w:hAnsi="Arial"/>
@@ -2062,7 +2062,7 @@
                 <w:delText xml:space="preserve">Uses</w:delText>
               </w:r>
             </w:del>
-            <w:ins w:id="9029" w:author="Claude (AI) - proposed" w:date="2026-10-15T12:57:44Z">
+            <w:ins w:id="9029" w:author="Claude (AI) - proposed" w:date="2026-10-18T00:30:54Z">
               <w:r>
                 <w:rPr>
                   <w:rFonts w:ascii="Arial" w:cs="Arial" w:eastAsia="Arial" w:hAnsi="Arial"/>
@@ -2145,7 +2145,7 @@
               <w:spacing w:after="40" w:before="0"/>
               <w:jc w:val="left"/>
             </w:pPr>
-            <w:del w:id="9030" w:author="Claude (AI) - proposed" w:date="2026-10-15T12:57:44Z">
+            <w:del w:id="9030" w:author="Claude (AI) - proposed" w:date="2026-10-18T00:30:54Z">
               <w:r>
                 <w:rPr>
                   <w:rFonts w:ascii="Arial" w:cs="Arial" w:eastAsia="Arial" w:hAnsi="Arial"/>
@@ -2160,7 +2160,7 @@
                 <w:delText xml:space="preserve">Gives</w:delText>
               </w:r>
             </w:del>
-            <w:ins w:id="9031" w:author="Claude (AI) - proposed" w:date="2026-10-15T12:57:44Z">
+            <w:ins w:id="9031" w:author="Claude (AI) - proposed" w:date="2026-10-18T00:30:54Z">
               <w:r>
                 <w:rPr>
                   <w:rFonts w:ascii="Arial" w:cs="Arial" w:eastAsia="Arial" w:hAnsi="Arial"/>
@@ -2208,7 +2208,7 @@
               <w:spacing w:after="40" w:before="0"/>
               <w:jc w:val="left"/>
             </w:pPr>
-            <w:del w:id="9032" w:author="Claude (AI) - proposed" w:date="2026-10-15T12:57:44Z">
+            <w:del w:id="9032" w:author="Claude (AI) - proposed" w:date="2026-10-18T00:30:54Z">
               <w:r>
                 <w:rPr>
                   <w:rFonts w:ascii="Arial" w:cs="Arial" w:eastAsia="Arial" w:hAnsi="Arial"/>
@@ -2223,7 +2223,7 @@
                 <w:delText xml:space="preserve">Explains</w:delText>
               </w:r>
             </w:del>
-            <w:ins w:id="9033" w:author="Claude (AI) - proposed" w:date="2026-10-15T12:57:44Z">
+            <w:ins w:id="9033" w:author="Claude (AI) - proposed" w:date="2026-10-18T00:30:54Z">
               <w:r>
                 <w:rPr>
                   <w:rFonts w:ascii="Arial" w:cs="Arial" w:eastAsia="Arial" w:hAnsi="Arial"/>
@@ -2271,7 +2271,7 @@
               <w:spacing w:after="40" w:before="0"/>
               <w:jc w:val="left"/>
             </w:pPr>
-            <w:del w:id="9034" w:author="Claude (AI) - proposed" w:date="2026-10-15T12:57:44Z">
+            <w:del w:id="9034" w:author="Claude (AI) - proposed" w:date="2026-10-18T00:30:54Z">
               <w:r>
                 <w:rPr>
                   <w:rFonts w:ascii="Arial" w:cs="Arial" w:eastAsia="Arial" w:hAnsi="Arial"/>
@@ -2286,7 +2286,7 @@
                 <w:delText xml:space="preserve">Gives</w:delText>
               </w:r>
             </w:del>
-            <w:ins w:id="9035" w:author="Claude (AI) - proposed" w:date="2026-10-15T12:57:44Z">
+            <w:ins w:id="9035" w:author="Claude (AI) - proposed" w:date="2026-10-18T00:30:54Z">
               <w:r>
                 <w:rPr>
                   <w:rFonts w:ascii="Arial" w:cs="Arial" w:eastAsia="Arial" w:hAnsi="Arial"/>
@@ -2436,7 +2436,7 @@
         </w:rPr>
         <w:t xml:space="preserve">© 2026 SeaVuria and ARES. This work is licensed under a </w:t>
       </w:r>
-      <w:hyperlink w:history="1" r:id="rId2ugwhc1mwukmg99cmmbtw">
+      <w:hyperlink w:history="1" r:id="rId7s8ulxdjm18f3mtzwqlwy">
         <w:r>
           <w:rPr>
             <w:rFonts w:ascii="Arial" w:cs="Arial" w:eastAsia="Arial" w:hAnsi="Arial"/>
@@ -2456,7 +2456,7 @@
         </w:rPr>
         <w:t xml:space="preserve"> (</w:t>
       </w:r>
-      <w:hyperlink w:history="1" r:id="rIdiwrgbtqaflahumhermnzg">
+      <w:hyperlink w:history="1" r:id="rId4jrj4iiw6zdefxgh3cfs7">
         <w:r>
           <w:rPr>
             <w:rFonts w:ascii="Arial" w:cs="Arial" w:eastAsia="Arial" w:hAnsi="Arial"/>
@@ -2476,7 +2476,7 @@
         </w:rPr>
         <w:t xml:space="preserve">). To view a copy of this license, visit </w:t>
       </w:r>
-      <w:hyperlink w:history="1" r:id="rIdrg6rls2gezdu5xub2fcj9">
+      <w:hyperlink w:history="1" r:id="rId_ehkbr38zv-qarfdud7sx">
         <w:r>
           <w:rPr>
             <w:rFonts w:ascii="Arial" w:cs="Arial" w:eastAsia="Arial" w:hAnsi="Arial"/>
